--- a/src/assets/gamerule/Bang!.docx
+++ b/src/assets/gamerule/Bang!.docx
@@ -6,36 +6,36 @@
       <w:pPr>
         <w:jc w:val="center"/>
         <w:rPr>
+          <w:rFonts w:ascii="Times New Roman" w:eastAsia="標楷體" w:hAnsi="Times New Roman" w:cs="Times New Roman"/>
+          <w:b/>
+          <w:bCs/>
+          <w:sz w:val="56"/>
+          <w:szCs w:val="56"/>
+        </w:rPr>
+      </w:pPr>
+      <w:bookmarkStart w:id="0" w:name="_Hlk174105521"/>
+      <w:bookmarkEnd w:id="0"/>
+      <w:r>
+        <w:rPr>
           <w:rFonts w:ascii="Times New Roman" w:eastAsia="標楷體" w:hAnsi="Times New Roman" w:cs="Times New Roman" w:hint="eastAsia"/>
           <w:b/>
           <w:bCs/>
           <w:sz w:val="56"/>
           <w:szCs w:val="56"/>
         </w:rPr>
-      </w:pPr>
-      <w:bookmarkStart w:id="0" w:name="_Hlk174105521"/>
-      <w:bookmarkEnd w:id="0"/>
-      <w:r>
-        <w:rPr>
-          <w:rFonts w:ascii="Times New Roman" w:eastAsia="標楷體" w:hAnsi="Times New Roman" w:cs="Times New Roman" w:hint="eastAsia"/>
+        <w:t>Bang!</w:t>
+      </w:r>
+    </w:p>
+    <w:p>
+      <w:pPr>
+        <w:jc w:val="center"/>
+        <w:rPr>
+          <w:rFonts w:ascii="Times New Roman" w:eastAsia="標楷體" w:hAnsi="Times New Roman" w:cs="Times New Roman"/>
           <w:b/>
           <w:bCs/>
           <w:sz w:val="56"/>
           <w:szCs w:val="56"/>
         </w:rPr>
-        <w:t>Bang!</w:t>
-      </w:r>
-    </w:p>
-    <w:p>
-      <w:pPr>
-        <w:jc w:val="center"/>
-        <w:rPr>
-          <w:rFonts w:ascii="Times New Roman" w:eastAsia="標楷體" w:hAnsi="Times New Roman" w:cs="Times New Roman"/>
-          <w:b/>
-          <w:bCs/>
-          <w:sz w:val="56"/>
-          <w:szCs w:val="56"/>
-        </w:rPr>
       </w:pPr>
     </w:p>
     <w:p>
@@ -254,7 +254,7 @@
     <w:p>
       <w:pPr>
         <w:rPr>
-          <w:rFonts w:ascii="Times New Roman" w:eastAsia="標楷體" w:hAnsi="Times New Roman" w:cs="Times New Roman" w:hint="eastAsia"/>
+          <w:rFonts w:ascii="Times New Roman" w:eastAsia="標楷體" w:hAnsi="Times New Roman" w:cs="Times New Roman"/>
           <w:sz w:val="28"/>
           <w:szCs w:val="28"/>
         </w:rPr>
@@ -345,7 +345,7 @@
           <w:p>
             <w:pPr>
               <w:rPr>
-                <w:rFonts w:ascii="Times New Roman" w:eastAsia="標楷體" w:hAnsi="Times New Roman" w:cs="Times New Roman" w:hint="eastAsia"/>
+                <w:rFonts w:ascii="Times New Roman" w:eastAsia="標楷體" w:hAnsi="Times New Roman" w:cs="Times New Roman"/>
                 <w:b/>
                 <w:bCs/>
               </w:rPr>
@@ -353,6 +353,7 @@
             <w:r>
               <w:rPr>
                 <w:rFonts w:ascii="Times New Roman" w:eastAsia="標楷體" w:hAnsi="Times New Roman" w:cs="Times New Roman"/>
+                <w:noProof/>
               </w:rPr>
               <w:drawing>
                 <wp:anchor distT="0" distB="0" distL="114300" distR="114300" simplePos="0" relativeHeight="251658240" behindDoc="0" locked="0" layoutInCell="1" allowOverlap="1" wp14:anchorId="4C28871D" wp14:editId="3B66DACA">
@@ -487,7 +488,7 @@
           <w:p>
             <w:pPr>
               <w:rPr>
-                <w:rFonts w:ascii="Times New Roman" w:eastAsia="標楷體" w:hAnsi="Times New Roman" w:cs="Times New Roman" w:hint="eastAsia"/>
+                <w:rFonts w:ascii="Times New Roman" w:eastAsia="標楷體" w:hAnsi="Times New Roman" w:cs="Times New Roman"/>
                 <w:b/>
                 <w:bCs/>
               </w:rPr>
@@ -495,6 +496,7 @@
             <w:r>
               <w:rPr>
                 <w:rFonts w:ascii="Times New Roman" w:eastAsia="標楷體" w:hAnsi="Times New Roman" w:cs="Times New Roman"/>
+                <w:noProof/>
               </w:rPr>
               <w:drawing>
                 <wp:anchor distT="0" distB="0" distL="114300" distR="114300" simplePos="0" relativeHeight="251659264" behindDoc="0" locked="0" layoutInCell="1" allowOverlap="1" wp14:anchorId="68BA9036" wp14:editId="3E68B74F">
@@ -566,7 +568,7 @@
     <w:p>
       <w:pPr>
         <w:rPr>
-          <w:rFonts w:ascii="Times New Roman" w:eastAsia="標楷體" w:hAnsi="Times New Roman" w:cs="Times New Roman" w:hint="eastAsia"/>
+          <w:rFonts w:ascii="Times New Roman" w:eastAsia="標楷體" w:hAnsi="Times New Roman" w:cs="Times New Roman"/>
         </w:rPr>
       </w:pPr>
     </w:p>
@@ -718,7 +720,7 @@
     <w:p>
       <w:pPr>
         <w:rPr>
-          <w:rFonts w:ascii="Times New Roman" w:eastAsia="標楷體" w:hAnsi="Times New Roman" w:cs="Times New Roman" w:hint="eastAsia"/>
+          <w:rFonts w:ascii="Times New Roman" w:eastAsia="標楷體" w:hAnsi="Times New Roman" w:cs="Times New Roman"/>
         </w:rPr>
       </w:pPr>
     </w:p>
@@ -932,12 +934,13 @@
           <w:p>
             <w:pPr>
               <w:rPr>
-                <w:rFonts w:ascii="Times New Roman" w:eastAsia="標楷體" w:hAnsi="Times New Roman" w:cs="Times New Roman" w:hint="eastAsia"/>
+                <w:rFonts w:ascii="Times New Roman" w:eastAsia="標楷體" w:hAnsi="Times New Roman" w:cs="Times New Roman"/>
               </w:rPr>
             </w:pPr>
             <w:r>
               <w:rPr>
                 <w:rFonts w:ascii="Times New Roman" w:eastAsia="標楷體" w:hAnsi="Times New Roman" w:cs="Times New Roman"/>
+                <w:noProof/>
               </w:rPr>
               <w:lastRenderedPageBreak/>
               <w:drawing>
@@ -1010,7 +1013,7 @@
     <w:p>
       <w:pPr>
         <w:rPr>
-          <w:rFonts w:ascii="Times New Roman" w:eastAsia="標楷體" w:hAnsi="Times New Roman" w:cs="Times New Roman" w:hint="eastAsia"/>
+          <w:rFonts w:ascii="Times New Roman" w:eastAsia="標楷體" w:hAnsi="Times New Roman" w:cs="Times New Roman"/>
         </w:rPr>
       </w:pPr>
     </w:p>
@@ -1083,7 +1086,7 @@
           <w:p>
             <w:pPr>
               <w:rPr>
-                <w:rFonts w:ascii="Times New Roman" w:eastAsia="標楷體" w:hAnsi="Times New Roman" w:cs="Times New Roman" w:hint="eastAsia"/>
+                <w:rFonts w:ascii="Times New Roman" w:eastAsia="標楷體" w:hAnsi="Times New Roman" w:cs="Times New Roman"/>
                 <w:b/>
                 <w:bCs/>
               </w:rPr>
@@ -1091,6 +1094,7 @@
             <w:r>
               <w:rPr>
                 <w:rFonts w:ascii="Times New Roman" w:eastAsia="標楷體" w:hAnsi="Times New Roman" w:cs="Times New Roman"/>
+                <w:noProof/>
               </w:rPr>
               <w:drawing>
                 <wp:anchor distT="0" distB="0" distL="114300" distR="114300" simplePos="0" relativeHeight="251661312" behindDoc="0" locked="0" layoutInCell="1" allowOverlap="1" wp14:anchorId="03DD4FF0" wp14:editId="594860AA">
@@ -1172,7 +1176,7 @@
           <w:p>
             <w:pPr>
               <w:rPr>
-                <w:rFonts w:ascii="Times New Roman" w:eastAsia="標楷體" w:hAnsi="Times New Roman" w:cs="Times New Roman" w:hint="eastAsia"/>
+                <w:rFonts w:ascii="Times New Roman" w:eastAsia="標楷體" w:hAnsi="Times New Roman" w:cs="Times New Roman"/>
                 <w:b/>
                 <w:bCs/>
               </w:rPr>
@@ -1180,6 +1184,7 @@
             <w:r>
               <w:rPr>
                 <w:rFonts w:ascii="Times New Roman" w:eastAsia="標楷體" w:hAnsi="Times New Roman" w:cs="Times New Roman"/>
+                <w:noProof/>
               </w:rPr>
               <w:lastRenderedPageBreak/>
               <w:drawing>
@@ -2530,15 +2535,16 @@
           <w:p>
             <w:pPr>
               <w:rPr>
-                <w:rFonts w:ascii="Times New Roman" w:eastAsia="標楷體" w:hAnsi="Times New Roman" w:cs="Times New Roman" w:hint="eastAsia"/>
+                <w:rFonts w:ascii="Times New Roman" w:eastAsia="標楷體" w:hAnsi="Times New Roman" w:cs="Times New Roman"/>
               </w:rPr>
             </w:pPr>
             <w:r>
               <w:rPr>
                 <w:rFonts w:ascii="Times New Roman" w:eastAsia="標楷體" w:hAnsi="Times New Roman" w:cs="Times New Roman"/>
+                <w:noProof/>
               </w:rPr>
               <w:drawing>
-                <wp:anchor distT="0" distB="0" distL="114300" distR="114300" simplePos="0" relativeHeight="251680768" behindDoc="0" locked="0" layoutInCell="1" allowOverlap="1" wp14:anchorId="1B0591DA" wp14:editId="6E222DE6">
+                <wp:anchor distT="0" distB="0" distL="114300" distR="114300" simplePos="0" relativeHeight="251680768" behindDoc="0" locked="0" layoutInCell="1" allowOverlap="1" wp14:anchorId="1B0591DA" wp14:editId="105E20BB">
                   <wp:simplePos x="0" y="0"/>
                   <wp:positionH relativeFrom="column">
                     <wp:posOffset>1041</wp:posOffset>
@@ -2610,7 +2616,7 @@
             <w:pPr>
               <w:spacing w:after="160" w:line="278" w:lineRule="auto"/>
               <w:rPr>
-                <w:rFonts w:ascii="Times New Roman" w:eastAsia="標楷體" w:hAnsi="Times New Roman" w:cs="Times New Roman" w:hint="eastAsia"/>
+                <w:rFonts w:ascii="Times New Roman" w:eastAsia="標楷體" w:hAnsi="Times New Roman" w:cs="Times New Roman"/>
               </w:rPr>
             </w:pPr>
             <w:r>
@@ -2666,7 +2672,7 @@
     <w:p>
       <w:pPr>
         <w:rPr>
-          <w:rFonts w:ascii="Times New Roman" w:eastAsia="標楷體" w:hAnsi="Times New Roman" w:cs="Times New Roman" w:hint="eastAsia"/>
+          <w:rFonts w:ascii="Times New Roman" w:eastAsia="標楷體" w:hAnsi="Times New Roman" w:cs="Times New Roman"/>
         </w:rPr>
       </w:pPr>
     </w:p>
@@ -2692,12 +2698,13 @@
           <w:p>
             <w:pPr>
               <w:rPr>
-                <w:rFonts w:ascii="Times New Roman" w:eastAsia="標楷體" w:hAnsi="Times New Roman" w:cs="Times New Roman" w:hint="eastAsia"/>
+                <w:rFonts w:ascii="Times New Roman" w:eastAsia="標楷體" w:hAnsi="Times New Roman" w:cs="Times New Roman"/>
               </w:rPr>
             </w:pPr>
             <w:r>
               <w:rPr>
                 <w:rFonts w:ascii="Times New Roman" w:eastAsia="標楷體" w:hAnsi="Times New Roman" w:cs="Times New Roman"/>
+                <w:noProof/>
               </w:rPr>
               <w:drawing>
                 <wp:anchor distT="0" distB="0" distL="114300" distR="114300" simplePos="0" relativeHeight="251679744" behindDoc="0" locked="0" layoutInCell="1" allowOverlap="1" wp14:anchorId="68DEE9B5" wp14:editId="2AD3A2F0">
@@ -2772,7 +2779,7 @@
             <w:pPr>
               <w:spacing w:after="160" w:line="278" w:lineRule="auto"/>
               <w:rPr>
-                <w:rFonts w:ascii="Times New Roman" w:eastAsia="標楷體" w:hAnsi="Times New Roman" w:cs="Times New Roman" w:hint="eastAsia"/>
+                <w:rFonts w:ascii="Times New Roman" w:eastAsia="標楷體" w:hAnsi="Times New Roman" w:cs="Times New Roman"/>
               </w:rPr>
             </w:pPr>
             <w:r>
@@ -2806,7 +2813,7 @@
     <w:p>
       <w:pPr>
         <w:rPr>
-          <w:rFonts w:ascii="Times New Roman" w:eastAsia="標楷體" w:hAnsi="Times New Roman" w:cs="Times New Roman" w:hint="eastAsia"/>
+          <w:rFonts w:ascii="Times New Roman" w:eastAsia="標楷體" w:hAnsi="Times New Roman" w:cs="Times New Roman"/>
         </w:rPr>
       </w:pPr>
     </w:p>
@@ -2832,12 +2839,13 @@
           <w:p>
             <w:pPr>
               <w:rPr>
-                <w:rFonts w:ascii="Times New Roman" w:eastAsia="標楷體" w:hAnsi="Times New Roman" w:cs="Times New Roman" w:hint="eastAsia"/>
+                <w:rFonts w:ascii="Times New Roman" w:eastAsia="標楷體" w:hAnsi="Times New Roman" w:cs="Times New Roman"/>
               </w:rPr>
             </w:pPr>
             <w:r>
               <w:rPr>
                 <w:rFonts w:ascii="Times New Roman" w:eastAsia="標楷體" w:hAnsi="Times New Roman" w:cs="Times New Roman"/>
+                <w:noProof/>
               </w:rPr>
               <w:drawing>
                 <wp:anchor distT="0" distB="0" distL="114300" distR="114300" simplePos="0" relativeHeight="251678720" behindDoc="0" locked="0" layoutInCell="1" allowOverlap="1" wp14:anchorId="3C6C5FC9" wp14:editId="45E2E213">
@@ -2912,7 +2920,7 @@
             <w:pPr>
               <w:spacing w:after="160" w:line="278" w:lineRule="auto"/>
               <w:rPr>
-                <w:rFonts w:ascii="Times New Roman" w:eastAsia="標楷體" w:hAnsi="Times New Roman" w:cs="Times New Roman" w:hint="eastAsia"/>
+                <w:rFonts w:ascii="Times New Roman" w:eastAsia="標楷體" w:hAnsi="Times New Roman" w:cs="Times New Roman"/>
               </w:rPr>
             </w:pPr>
             <w:r>
@@ -2985,12 +2993,13 @@
           <w:p>
             <w:pPr>
               <w:rPr>
-                <w:rFonts w:ascii="Times New Roman" w:eastAsia="標楷體" w:hAnsi="Times New Roman" w:cs="Times New Roman" w:hint="eastAsia"/>
+                <w:rFonts w:ascii="Times New Roman" w:eastAsia="標楷體" w:hAnsi="Times New Roman" w:cs="Times New Roman"/>
               </w:rPr>
             </w:pPr>
             <w:r>
               <w:rPr>
                 <w:rFonts w:ascii="Times New Roman" w:eastAsia="標楷體" w:hAnsi="Times New Roman" w:cs="Times New Roman"/>
+                <w:noProof/>
               </w:rPr>
               <w:lastRenderedPageBreak/>
               <w:drawing>
@@ -3066,7 +3075,7 @@
             <w:pPr>
               <w:spacing w:after="160" w:line="278" w:lineRule="auto"/>
               <w:rPr>
-                <w:rFonts w:ascii="Times New Roman" w:eastAsia="標楷體" w:hAnsi="Times New Roman" w:cs="Times New Roman" w:hint="eastAsia"/>
+                <w:rFonts w:ascii="Times New Roman" w:eastAsia="標楷體" w:hAnsi="Times New Roman" w:cs="Times New Roman"/>
               </w:rPr>
             </w:pPr>
             <w:r>
@@ -3161,7 +3170,7 @@
     <w:p>
       <w:pPr>
         <w:rPr>
-          <w:rFonts w:ascii="Times New Roman" w:eastAsia="標楷體" w:hAnsi="Times New Roman" w:cs="Times New Roman" w:hint="eastAsia"/>
+          <w:rFonts w:ascii="Times New Roman" w:eastAsia="標楷體" w:hAnsi="Times New Roman" w:cs="Times New Roman"/>
         </w:rPr>
       </w:pPr>
     </w:p>
@@ -3187,16 +3196,17 @@
           <w:p>
             <w:pPr>
               <w:rPr>
-                <w:rFonts w:ascii="Times New Roman" w:eastAsia="標楷體" w:hAnsi="Times New Roman" w:cs="Times New Roman" w:hint="eastAsia"/>
+                <w:rFonts w:ascii="Times New Roman" w:eastAsia="標楷體" w:hAnsi="Times New Roman" w:cs="Times New Roman"/>
               </w:rPr>
             </w:pPr>
             <w:bookmarkStart w:id="1" w:name="_Hlk174105417"/>
             <w:r>
               <w:rPr>
                 <w:rFonts w:ascii="Times New Roman" w:eastAsia="標楷體" w:hAnsi="Times New Roman" w:cs="Times New Roman"/>
+                <w:noProof/>
               </w:rPr>
               <w:drawing>
-                <wp:anchor distT="0" distB="0" distL="114300" distR="114300" simplePos="0" relativeHeight="251676672" behindDoc="0" locked="0" layoutInCell="1" allowOverlap="1" wp14:anchorId="67680543" wp14:editId="1E4C83A2">
+                <wp:anchor distT="0" distB="0" distL="114300" distR="114300" simplePos="0" relativeHeight="251676672" behindDoc="0" locked="0" layoutInCell="1" allowOverlap="1" wp14:anchorId="67680543" wp14:editId="7ED0190E">
                   <wp:simplePos x="0" y="0"/>
                   <wp:positionH relativeFrom="column">
                     <wp:posOffset>1041</wp:posOffset>
@@ -3268,7 +3278,7 @@
             <w:pPr>
               <w:spacing w:after="160" w:line="278" w:lineRule="auto"/>
               <w:rPr>
-                <w:rFonts w:ascii="Times New Roman" w:eastAsia="標楷體" w:hAnsi="Times New Roman" w:cs="Times New Roman" w:hint="eastAsia"/>
+                <w:rFonts w:ascii="Times New Roman" w:eastAsia="標楷體" w:hAnsi="Times New Roman" w:cs="Times New Roman"/>
               </w:rPr>
             </w:pPr>
             <w:r>
@@ -3503,6 +3513,7 @@
             <w:r>
               <w:rPr>
                 <w:rFonts w:ascii="Times New Roman" w:eastAsia="標楷體" w:hAnsi="Times New Roman" w:cs="Times New Roman"/>
+                <w:noProof/>
               </w:rPr>
               <w:lastRenderedPageBreak/>
               <w:drawing>
@@ -3827,12 +3838,13 @@
           <w:p>
             <w:pPr>
               <w:rPr>
-                <w:rFonts w:ascii="Times New Roman" w:eastAsia="標楷體" w:hAnsi="Times New Roman" w:cs="Times New Roman" w:hint="eastAsia"/>
+                <w:rFonts w:ascii="Times New Roman" w:eastAsia="標楷體" w:hAnsi="Times New Roman" w:cs="Times New Roman"/>
               </w:rPr>
             </w:pPr>
             <w:r>
               <w:rPr>
                 <w:rFonts w:ascii="Times New Roman" w:eastAsia="標楷體" w:hAnsi="Times New Roman" w:cs="Times New Roman"/>
+                <w:noProof/>
               </w:rPr>
               <w:drawing>
                 <wp:anchor distT="0" distB="0" distL="114300" distR="114300" simplePos="0" relativeHeight="251674624" behindDoc="0" locked="0" layoutInCell="1" allowOverlap="1" wp14:anchorId="2BBC43DA" wp14:editId="011A5005">
@@ -3907,7 +3919,7 @@
             <w:pPr>
               <w:spacing w:after="160" w:line="278" w:lineRule="auto"/>
               <w:rPr>
-                <w:rFonts w:ascii="Times New Roman" w:eastAsia="標楷體" w:hAnsi="Times New Roman" w:cs="Times New Roman" w:hint="eastAsia"/>
+                <w:rFonts w:ascii="Times New Roman" w:eastAsia="標楷體" w:hAnsi="Times New Roman" w:cs="Times New Roman"/>
               </w:rPr>
             </w:pPr>
             <w:r>
@@ -3974,7 +3986,7 @@
     <w:p>
       <w:pPr>
         <w:rPr>
-          <w:rFonts w:ascii="Times New Roman" w:eastAsia="標楷體" w:hAnsi="Times New Roman" w:cs="Times New Roman" w:hint="eastAsia"/>
+          <w:rFonts w:ascii="Times New Roman" w:eastAsia="標楷體" w:hAnsi="Times New Roman" w:cs="Times New Roman"/>
         </w:rPr>
       </w:pPr>
     </w:p>
@@ -4000,12 +4012,13 @@
           <w:p>
             <w:pPr>
               <w:rPr>
-                <w:rFonts w:ascii="Times New Roman" w:eastAsia="標楷體" w:hAnsi="Times New Roman" w:cs="Times New Roman" w:hint="eastAsia"/>
+                <w:rFonts w:ascii="Times New Roman" w:eastAsia="標楷體" w:hAnsi="Times New Roman" w:cs="Times New Roman"/>
               </w:rPr>
             </w:pPr>
             <w:r>
               <w:rPr>
                 <w:rFonts w:ascii="Times New Roman" w:eastAsia="標楷體" w:hAnsi="Times New Roman" w:cs="Times New Roman"/>
+                <w:noProof/>
               </w:rPr>
               <w:drawing>
                 <wp:anchor distT="0" distB="0" distL="114300" distR="114300" simplePos="0" relativeHeight="251673600" behindDoc="0" locked="0" layoutInCell="1" allowOverlap="1" wp14:anchorId="054DD0CA" wp14:editId="65888BBE">
@@ -4080,7 +4093,7 @@
             <w:pPr>
               <w:spacing w:after="160" w:line="278" w:lineRule="auto"/>
               <w:rPr>
-                <w:rFonts w:ascii="Times New Roman" w:eastAsia="標楷體" w:hAnsi="Times New Roman" w:cs="Times New Roman" w:hint="eastAsia"/>
+                <w:rFonts w:ascii="Times New Roman" w:eastAsia="標楷體" w:hAnsi="Times New Roman" w:cs="Times New Roman"/>
               </w:rPr>
             </w:pPr>
             <w:r>
@@ -4134,12 +4147,13 @@
           <w:p>
             <w:pPr>
               <w:rPr>
-                <w:rFonts w:ascii="Times New Roman" w:eastAsia="標楷體" w:hAnsi="Times New Roman" w:cs="Times New Roman" w:hint="eastAsia"/>
+                <w:rFonts w:ascii="Times New Roman" w:eastAsia="標楷體" w:hAnsi="Times New Roman" w:cs="Times New Roman"/>
               </w:rPr>
             </w:pPr>
             <w:r>
               <w:rPr>
                 <w:rFonts w:ascii="Times New Roman" w:eastAsia="標楷體" w:hAnsi="Times New Roman" w:cs="Times New Roman"/>
+                <w:noProof/>
               </w:rPr>
               <w:drawing>
                 <wp:anchor distT="0" distB="0" distL="114300" distR="114300" simplePos="0" relativeHeight="251672576" behindDoc="0" locked="0" layoutInCell="1" allowOverlap="1" wp14:anchorId="79C3802F" wp14:editId="70FC21F7">
@@ -4214,7 +4228,7 @@
             <w:pPr>
               <w:spacing w:after="160" w:line="278" w:lineRule="auto"/>
               <w:rPr>
-                <w:rFonts w:ascii="Times New Roman" w:eastAsia="標楷體" w:hAnsi="Times New Roman" w:cs="Times New Roman" w:hint="eastAsia"/>
+                <w:rFonts w:ascii="Times New Roman" w:eastAsia="標楷體" w:hAnsi="Times New Roman" w:cs="Times New Roman"/>
               </w:rPr>
             </w:pPr>
             <w:r>
@@ -4388,16 +4402,17 @@
           <w:p>
             <w:pPr>
               <w:rPr>
-                <w:rFonts w:ascii="Times New Roman" w:eastAsia="標楷體" w:hAnsi="Times New Roman" w:cs="Times New Roman" w:hint="eastAsia"/>
+                <w:rFonts w:ascii="Times New Roman" w:eastAsia="標楷體" w:hAnsi="Times New Roman" w:cs="Times New Roman"/>
               </w:rPr>
             </w:pPr>
             <w:r>
               <w:rPr>
                 <w:rFonts w:ascii="Times New Roman" w:eastAsia="標楷體" w:hAnsi="Times New Roman" w:cs="Times New Roman"/>
+                <w:noProof/>
               </w:rPr>
               <w:lastRenderedPageBreak/>
               <w:drawing>
-                <wp:anchor distT="0" distB="0" distL="114300" distR="114300" simplePos="0" relativeHeight="251671552" behindDoc="0" locked="0" layoutInCell="1" allowOverlap="1" wp14:anchorId="08EC398A" wp14:editId="3048B2A8">
+                <wp:anchor distT="0" distB="0" distL="114300" distR="114300" simplePos="0" relativeHeight="251671552" behindDoc="0" locked="0" layoutInCell="1" allowOverlap="1" wp14:anchorId="08EC398A" wp14:editId="5BDB1561">
                   <wp:simplePos x="0" y="0"/>
                   <wp:positionH relativeFrom="column">
                     <wp:posOffset>1041</wp:posOffset>
@@ -4469,7 +4484,7 @@
             <w:pPr>
               <w:spacing w:after="160" w:line="278" w:lineRule="auto"/>
               <w:rPr>
-                <w:rFonts w:ascii="Times New Roman" w:eastAsia="標楷體" w:hAnsi="Times New Roman" w:cs="Times New Roman" w:hint="eastAsia"/>
+                <w:rFonts w:ascii="Times New Roman" w:eastAsia="標楷體" w:hAnsi="Times New Roman" w:cs="Times New Roman"/>
               </w:rPr>
             </w:pPr>
             <w:r>
@@ -4562,15 +4577,16 @@
           <w:p>
             <w:pPr>
               <w:rPr>
-                <w:rFonts w:ascii="Times New Roman" w:eastAsia="標楷體" w:hAnsi="Times New Roman" w:cs="Times New Roman" w:hint="eastAsia"/>
+                <w:rFonts w:ascii="Times New Roman" w:eastAsia="標楷體" w:hAnsi="Times New Roman" w:cs="Times New Roman"/>
               </w:rPr>
             </w:pPr>
             <w:r>
               <w:rPr>
                 <w:rFonts w:ascii="Times New Roman" w:eastAsia="標楷體" w:hAnsi="Times New Roman" w:cs="Times New Roman"/>
+                <w:noProof/>
               </w:rPr>
               <w:drawing>
-                <wp:anchor distT="0" distB="0" distL="114300" distR="114300" simplePos="0" relativeHeight="251670528" behindDoc="0" locked="0" layoutInCell="1" allowOverlap="1" wp14:anchorId="1E765865" wp14:editId="45B25741">
+                <wp:anchor distT="0" distB="0" distL="114300" distR="114300" simplePos="0" relativeHeight="251670528" behindDoc="0" locked="0" layoutInCell="1" allowOverlap="1" wp14:anchorId="1E765865" wp14:editId="6CA04745">
                   <wp:simplePos x="0" y="0"/>
                   <wp:positionH relativeFrom="column">
                     <wp:posOffset>1041</wp:posOffset>
@@ -4642,7 +4658,7 @@
             <w:pPr>
               <w:spacing w:after="160" w:line="278" w:lineRule="auto"/>
               <w:rPr>
-                <w:rFonts w:ascii="Times New Roman" w:eastAsia="標楷體" w:hAnsi="Times New Roman" w:cs="Times New Roman" w:hint="eastAsia"/>
+                <w:rFonts w:ascii="Times New Roman" w:eastAsia="標楷體" w:hAnsi="Times New Roman" w:cs="Times New Roman"/>
               </w:rPr>
             </w:pPr>
             <w:proofErr w:type="gramStart"/>
@@ -4730,12 +4746,13 @@
           <w:p>
             <w:pPr>
               <w:rPr>
-                <w:rFonts w:ascii="Times New Roman" w:eastAsia="標楷體" w:hAnsi="Times New Roman" w:cs="Times New Roman" w:hint="eastAsia"/>
+                <w:rFonts w:ascii="Times New Roman" w:eastAsia="標楷體" w:hAnsi="Times New Roman" w:cs="Times New Roman"/>
               </w:rPr>
             </w:pPr>
             <w:r>
               <w:rPr>
                 <w:rFonts w:ascii="Times New Roman" w:eastAsia="標楷體" w:hAnsi="Times New Roman" w:cs="Times New Roman"/>
+                <w:noProof/>
               </w:rPr>
               <w:drawing>
                 <wp:anchor distT="0" distB="0" distL="114300" distR="114300" simplePos="0" relativeHeight="251669504" behindDoc="0" locked="0" layoutInCell="1" allowOverlap="1" wp14:anchorId="33176DD1" wp14:editId="7C11176E">
@@ -4810,7 +4827,7 @@
             <w:pPr>
               <w:spacing w:after="160" w:line="278" w:lineRule="auto"/>
               <w:rPr>
-                <w:rFonts w:ascii="Times New Roman" w:eastAsia="標楷體" w:hAnsi="Times New Roman" w:cs="Times New Roman" w:hint="eastAsia"/>
+                <w:rFonts w:ascii="Times New Roman" w:eastAsia="標楷體" w:hAnsi="Times New Roman" w:cs="Times New Roman"/>
               </w:rPr>
             </w:pPr>
             <w:proofErr w:type="gramStart"/>
@@ -4879,12 +4896,13 @@
           <w:p>
             <w:pPr>
               <w:rPr>
-                <w:rFonts w:ascii="Times New Roman" w:eastAsia="標楷體" w:hAnsi="Times New Roman" w:cs="Times New Roman" w:hint="eastAsia"/>
+                <w:rFonts w:ascii="Times New Roman" w:eastAsia="標楷體" w:hAnsi="Times New Roman" w:cs="Times New Roman"/>
               </w:rPr>
             </w:pPr>
             <w:r>
               <w:rPr>
                 <w:rFonts w:ascii="Times New Roman" w:eastAsia="標楷體" w:hAnsi="Times New Roman" w:cs="Times New Roman"/>
+                <w:noProof/>
               </w:rPr>
               <w:lastRenderedPageBreak/>
               <w:drawing>
@@ -4960,7 +4978,7 @@
             <w:pPr>
               <w:spacing w:after="160" w:line="278" w:lineRule="auto"/>
               <w:rPr>
-                <w:rFonts w:ascii="Times New Roman" w:eastAsia="標楷體" w:hAnsi="Times New Roman" w:cs="Times New Roman" w:hint="eastAsia"/>
+                <w:rFonts w:ascii="Times New Roman" w:eastAsia="標楷體" w:hAnsi="Times New Roman" w:cs="Times New Roman"/>
               </w:rPr>
             </w:pPr>
             <w:r>
@@ -5028,12 +5046,13 @@
           <w:p>
             <w:pPr>
               <w:rPr>
-                <w:rFonts w:ascii="Times New Roman" w:eastAsia="標楷體" w:hAnsi="Times New Roman" w:cs="Times New Roman" w:hint="eastAsia"/>
+                <w:rFonts w:ascii="Times New Roman" w:eastAsia="標楷體" w:hAnsi="Times New Roman" w:cs="Times New Roman"/>
               </w:rPr>
             </w:pPr>
             <w:r>
               <w:rPr>
                 <w:rFonts w:ascii="Times New Roman" w:eastAsia="標楷體" w:hAnsi="Times New Roman" w:cs="Times New Roman"/>
+                <w:noProof/>
               </w:rPr>
               <w:drawing>
                 <wp:anchor distT="0" distB="0" distL="114300" distR="114300" simplePos="0" relativeHeight="251667456" behindDoc="0" locked="0" layoutInCell="1" allowOverlap="1" wp14:anchorId="50E2A14B" wp14:editId="6C379138">
@@ -5108,7 +5127,7 @@
             <w:pPr>
               <w:spacing w:after="160" w:line="278" w:lineRule="auto"/>
               <w:rPr>
-                <w:rFonts w:ascii="Times New Roman" w:eastAsia="標楷體" w:hAnsi="Times New Roman" w:cs="Times New Roman" w:hint="eastAsia"/>
+                <w:rFonts w:ascii="Times New Roman" w:eastAsia="標楷體" w:hAnsi="Times New Roman" w:cs="Times New Roman"/>
               </w:rPr>
             </w:pPr>
             <w:r>
@@ -5150,7 +5169,7 @@
     <w:p>
       <w:pPr>
         <w:rPr>
-          <w:rFonts w:ascii="Times New Roman" w:eastAsia="標楷體" w:hAnsi="Times New Roman" w:cs="Times New Roman" w:hint="eastAsia"/>
+          <w:rFonts w:ascii="Times New Roman" w:eastAsia="標楷體" w:hAnsi="Times New Roman" w:cs="Times New Roman"/>
         </w:rPr>
       </w:pPr>
     </w:p>
@@ -5176,12 +5195,13 @@
           <w:p>
             <w:pPr>
               <w:rPr>
-                <w:rFonts w:ascii="Times New Roman" w:eastAsia="標楷體" w:hAnsi="Times New Roman" w:cs="Times New Roman" w:hint="eastAsia"/>
+                <w:rFonts w:ascii="Times New Roman" w:eastAsia="標楷體" w:hAnsi="Times New Roman" w:cs="Times New Roman"/>
               </w:rPr>
             </w:pPr>
             <w:r>
               <w:rPr>
                 <w:rFonts w:ascii="Times New Roman" w:eastAsia="標楷體" w:hAnsi="Times New Roman" w:cs="Times New Roman"/>
+                <w:noProof/>
               </w:rPr>
               <w:drawing>
                 <wp:anchor distT="0" distB="0" distL="114300" distR="114300" simplePos="0" relativeHeight="251666432" behindDoc="0" locked="0" layoutInCell="1" allowOverlap="1" wp14:anchorId="40E850B8" wp14:editId="7FD4E461">
@@ -5256,7 +5276,7 @@
             <w:pPr>
               <w:spacing w:after="160" w:line="278" w:lineRule="auto"/>
               <w:rPr>
-                <w:rFonts w:ascii="Times New Roman" w:eastAsia="標楷體" w:hAnsi="Times New Roman" w:cs="Times New Roman" w:hint="eastAsia"/>
+                <w:rFonts w:ascii="Times New Roman" w:eastAsia="標楷體" w:hAnsi="Times New Roman" w:cs="Times New Roman"/>
               </w:rPr>
             </w:pPr>
             <w:r>
@@ -5356,12 +5376,13 @@
           <w:p>
             <w:pPr>
               <w:rPr>
-                <w:rFonts w:ascii="Times New Roman" w:eastAsia="標楷體" w:hAnsi="Times New Roman" w:cs="Times New Roman" w:hint="eastAsia"/>
+                <w:rFonts w:ascii="Times New Roman" w:eastAsia="標楷體" w:hAnsi="Times New Roman" w:cs="Times New Roman"/>
               </w:rPr>
             </w:pPr>
             <w:r>
               <w:rPr>
                 <w:rFonts w:ascii="Times New Roman" w:eastAsia="標楷體" w:hAnsi="Times New Roman" w:cs="Times New Roman"/>
+                <w:noProof/>
               </w:rPr>
               <w:lastRenderedPageBreak/>
               <w:drawing>
@@ -5487,7 +5508,7 @@
           <w:p>
             <w:pPr>
               <w:rPr>
-                <w:rFonts w:ascii="Times New Roman" w:eastAsia="標楷體" w:hAnsi="Times New Roman" w:cs="Times New Roman" w:hint="eastAsia"/>
+                <w:rFonts w:ascii="Times New Roman" w:eastAsia="標楷體" w:hAnsi="Times New Roman" w:cs="Times New Roman"/>
               </w:rPr>
             </w:pPr>
           </w:p>
@@ -5497,7 +5518,7 @@
     <w:p>
       <w:pPr>
         <w:rPr>
-          <w:rFonts w:ascii="Times New Roman" w:eastAsia="標楷體" w:hAnsi="Times New Roman" w:cs="Times New Roman" w:hint="eastAsia"/>
+          <w:rFonts w:ascii="Times New Roman" w:eastAsia="標楷體" w:hAnsi="Times New Roman" w:cs="Times New Roman"/>
         </w:rPr>
       </w:pPr>
     </w:p>
@@ -5523,15 +5544,16 @@
           <w:p>
             <w:pPr>
               <w:rPr>
-                <w:rFonts w:ascii="Times New Roman" w:eastAsia="標楷體" w:hAnsi="Times New Roman" w:cs="Times New Roman" w:hint="eastAsia"/>
+                <w:rFonts w:ascii="Times New Roman" w:eastAsia="標楷體" w:hAnsi="Times New Roman" w:cs="Times New Roman"/>
               </w:rPr>
             </w:pPr>
             <w:r>
               <w:rPr>
                 <w:rFonts w:ascii="Times New Roman" w:eastAsia="標楷體" w:hAnsi="Times New Roman" w:cs="Times New Roman"/>
+                <w:noProof/>
               </w:rPr>
               <w:drawing>
-                <wp:anchor distT="0" distB="0" distL="114300" distR="114300" simplePos="0" relativeHeight="251664384" behindDoc="0" locked="0" layoutInCell="1" allowOverlap="1" wp14:anchorId="06262346" wp14:editId="383A52B8">
+                <wp:anchor distT="0" distB="0" distL="114300" distR="114300" simplePos="0" relativeHeight="251664384" behindDoc="0" locked="0" layoutInCell="1" allowOverlap="1" wp14:anchorId="06262346" wp14:editId="5BCD436B">
                   <wp:simplePos x="0" y="0"/>
                   <wp:positionH relativeFrom="column">
                     <wp:posOffset>1041</wp:posOffset>
@@ -5640,7 +5662,7 @@
           <w:p>
             <w:pPr>
               <w:rPr>
-                <w:rFonts w:ascii="Times New Roman" w:eastAsia="標楷體" w:hAnsi="Times New Roman" w:cs="Times New Roman" w:hint="eastAsia"/>
+                <w:rFonts w:ascii="Times New Roman" w:eastAsia="標楷體" w:hAnsi="Times New Roman" w:cs="Times New Roman"/>
               </w:rPr>
             </w:pPr>
           </w:p>
@@ -5947,12 +5969,13 @@
           <w:p>
             <w:pPr>
               <w:rPr>
-                <w:rFonts w:ascii="Times New Roman" w:eastAsia="標楷體" w:hAnsi="Times New Roman" w:cs="Times New Roman" w:hint="eastAsia"/>
+                <w:rFonts w:ascii="Times New Roman" w:eastAsia="標楷體" w:hAnsi="Times New Roman" w:cs="Times New Roman"/>
               </w:rPr>
             </w:pPr>
             <w:r>
               <w:rPr>
                 <w:rFonts w:ascii="Times New Roman" w:eastAsia="標楷體" w:hAnsi="Times New Roman" w:cs="Times New Roman"/>
+                <w:noProof/>
               </w:rPr>
               <w:drawing>
                 <wp:anchor distT="0" distB="0" distL="114300" distR="114300" simplePos="0" relativeHeight="251663360" behindDoc="0" locked="0" layoutInCell="1" allowOverlap="1" wp14:anchorId="5441832D" wp14:editId="0561707C">
@@ -6024,7 +6047,7 @@
     <w:p>
       <w:pPr>
         <w:rPr>
-          <w:rFonts w:ascii="Times New Roman" w:eastAsia="標楷體" w:hAnsi="Times New Roman" w:cs="Times New Roman" w:hint="eastAsia"/>
+          <w:rFonts w:ascii="Times New Roman" w:eastAsia="標楷體" w:hAnsi="Times New Roman" w:cs="Times New Roman"/>
         </w:rPr>
       </w:pPr>
     </w:p>
@@ -6753,7 +6776,7 @@
     <w:p>
       <w:pPr>
         <w:rPr>
-          <w:rFonts w:ascii="Times New Roman" w:eastAsia="標楷體" w:hAnsi="Times New Roman" w:cs="Times New Roman" w:hint="eastAsia"/>
+          <w:rFonts w:ascii="Times New Roman" w:eastAsia="標楷體" w:hAnsi="Times New Roman" w:cs="Times New Roman"/>
         </w:rPr>
       </w:pPr>
     </w:p>
@@ -7670,6 +7693,7 @@
   <w:style w:type="character" w:default="1" w:styleId="a0">
     <w:name w:val="Default Paragraph Font"/>
     <w:uiPriority w:val="1"/>
+    <w:semiHidden/>
     <w:unhideWhenUsed/>
   </w:style>
   <w:style w:type="table" w:default="1" w:styleId="a1">
